--- a/llm-agent-collusion-2/paper/output/Undercover_Agent_Effect_template.docx
+++ b/llm-agent-collusion-2/paper/output/Undercover_Agent_Effect_template.docx
@@ -290,7 +290,7 @@
                             <w:color w:val="000000"/>
                             <w:sz w:val="22"/>
                           </w:rPr>
-                          <w:t>Umar Abdilaipov</w:t>
+                          <w:t>Umar Abdilaiypov</w:t>
                           <w:br/>
                           <w:t>Independent Researcher</w:t>
                         </w:r>
@@ -2967,7 +2967,7 @@
           <w:color w:val="000000"/>
           <w:sz w:val="21"/>
         </w:rPr>
-        <w:t>Umar Abdilaipov directed the project, developed the adaptive-role variations, evaluated the research choices, and reviewed the evidence and report. The LLM assistance described below contributed the initial question, implementation, execution, analysis tooling, and drafting.</w:t>
+        <w:t>Umar Abdilaiypov directed the project, developed the adaptive-role variations, evaluated the research choices, and reviewed the evidence and report. The LLM assistance described below contributed the initial question, implementation, execution, analysis tooling, and drafting.</w:t>
       </w:r>
     </w:p>
     <w:p>
@@ -3185,7 +3185,7 @@
           <w:color w:val="000000"/>
           <w:sz w:val="21"/>
         </w:rPr>
-        <w:t>We used OpenAI Codex as a research and coding assistant. Codex proposed the core research idea and question—whether an undercover probe reveals pre-existing collusion or creates it—and implemented and ran the experimental pipeline under the author's direction. Umar Abdilaipov proposed the subsequent variations, including betrayal, indirect social-proof manipulation, persistent adaptive memory, incentivized reporting with credibility updates, and the sequential netter organizer. Codex assisted in drafting this report. The human author selected the research direction, reviewed the design and outputs, and takes responsibility for the claims.</w:t>
+        <w:t>We used OpenAI Codex as a research and coding assistant. Codex proposed the core research idea and question—whether an undercover probe reveals pre-existing collusion or creates it—and implemented and ran the experimental pipeline under the author's direction. Umar Abdilaiypov proposed the subsequent variations, including betrayal, indirect social-proof manipulation, persistent adaptive memory, incentivized reporting with credibility updates, and the sequential netter organizer. Codex assisted in drafting this report. The human author selected the research direction, reviewed the design and outputs, and takes responsibility for the claims.</w:t>
       </w:r>
     </w:p>
     <w:sectPr>
